--- a/オフィス移転_EARTH昭和町ビル/output/02_退去通知書_各社宛.docx
+++ b/オフィス移転_EARTH昭和町ビル/output/02_退去通知書_各社宛.docx
@@ -111,7 +111,7 @@
           <w:sz w:val="21"/>
           <w:szCs w:val="21"/>
         </w:rPr>
-        <w:t xml:space="preserve">代表取締役 辰己 逸奎　　㊞</w:t>
+        <w:t xml:space="preserve">代表取締役 辰己 逸奎　　印</w:t>
       </w:r>
     </w:p>
     <w:p>
